--- a/pr-preview/pr-204/inference-handout.docx
+++ b/pr-preview/pr-204/inference-handout.docx
@@ -15,7 +15,7 @@
         <w:pStyle w:val="Date"/>
       </w:pPr>
       <w:r>
-        <w:t xml:space="preserve">Last modified: 2026-10-15 03:31:19 (PDT)</w:t>
+        <w:t xml:space="preserve">Last modified: 2026-10-15 05:27:52 (PDT)</w:t>
       </w:r>
     </w:p>
     <w:bookmarkStart w:id="12" w:name="inference"/>

--- a/pr-preview/pr-204/inference-handout.docx
+++ b/pr-preview/pr-204/inference-handout.docx
@@ -15,7 +15,7 @@
         <w:pStyle w:val="Date"/>
       </w:pPr>
       <w:r>
-        <w:t xml:space="preserve">Last modified: 2026-10-15 05:27:52 (PDT)</w:t>
+        <w:t xml:space="preserve">Last modified: 2026-10-15 08:46:14 (PDT)</w:t>
       </w:r>
     </w:p>
     <w:bookmarkStart w:id="12" w:name="inference"/>
@@ -2893,6 +2893,78 @@
         <w:t xml:space="preserve">.</w:t>
       </w:r>
     </w:p>
+    <w:p>
+      <w:pPr>
+        <w:pStyle w:val="Compact"/>
+        <w:numPr>
+          <w:ilvl w:val="0"/>
+          <w:numId w:val="1003"/>
+        </w:numPr>
+      </w:pPr>
+      <w:r>
+        <w:t xml:space="preserve">Hogg et al. (2019, sec. 8.1, pp. 361–368)</w:t>
+      </w:r>
+      <w:r>
+        <w:t xml:space="preserve"> </w:t>
+      </w:r>
+      <w:r>
+        <w:t xml:space="preserve">covers tests about one mean.</w:t>
+      </w:r>
+    </w:p>
+    <w:p>
+      <w:pPr>
+        <w:pStyle w:val="Compact"/>
+        <w:numPr>
+          <w:ilvl w:val="0"/>
+          <w:numId w:val="1003"/>
+        </w:numPr>
+      </w:pPr>
+      <w:r>
+        <w:t xml:space="preserve">Hogg et al. (2019, sec. 8.6, pp. 403–409)</w:t>
+      </w:r>
+      <w:r>
+        <w:t xml:space="preserve"> </w:t>
+      </w:r>
+      <w:r>
+        <w:t xml:space="preserve">covers power of a statistical test.</w:t>
+      </w:r>
+    </w:p>
+    <w:p>
+      <w:pPr>
+        <w:pStyle w:val="Compact"/>
+        <w:numPr>
+          <w:ilvl w:val="0"/>
+          <w:numId w:val="1003"/>
+        </w:numPr>
+      </w:pPr>
+      <w:r>
+        <w:t xml:space="preserve">Casella and Berger (2002, sec. 8.3, pp. 382–401)</w:t>
+      </w:r>
+      <w:r>
+        <w:t xml:space="preserve"> </w:t>
+      </w:r>
+      <w:r>
+        <w:t xml:space="preserve">covers methods of evaluating tests.</w:t>
+      </w:r>
+    </w:p>
+    <w:p>
+      <w:pPr>
+        <w:pStyle w:val="Compact"/>
+        <w:numPr>
+          <w:ilvl w:val="0"/>
+          <w:numId w:val="1003"/>
+        </w:numPr>
+      </w:pPr>
+      <w:r>
+        <w:t xml:space="preserve">Rice (2007, sec. 9.2, pp. 331–336)</w:t>
+      </w:r>
+      <w:r>
+        <w:t xml:space="preserve"> </w:t>
+      </w:r>
+      <w:r>
+        <w:t xml:space="preserve">covers the Neyman–Pearson paradigm.</w:t>
+      </w:r>
+    </w:p>
     <w:bookmarkEnd w:id="27"/>
     <w:bookmarkEnd w:id="28"/>
     <w:bookmarkStart w:id="36" w:name="sec-reference-distributions"/>
@@ -3610,7 +3682,7 @@
           <w:b/>
           <w:bCs/>
         </w:rPr>
-        <w:t xml:space="preserve">Definition 10 (t-distribution)</w:t>
+        <w:t xml:space="preserve">Definition 10 (t-distribution (Student’s t-distribution))</w:t>
       </w:r>
       <w:r>
         <w:t xml:space="preserve"> </w:t>
@@ -3823,7 +3895,20 @@
         <w:t xml:space="preserve"> </w:t>
       </w:r>
       <w:r>
-        <w:t xml:space="preserve">(or Student’s t-distribution), written</w:t>
+        <w:t xml:space="preserve">(or</w:t>
+      </w:r>
+      <w:r>
+        <w:t xml:space="preserve"> </w:t>
+      </w:r>
+      <w:r>
+        <w:rPr>
+          <w:b/>
+          <w:bCs/>
+        </w:rPr>
+        <w:t xml:space="preserve">Student’s t-distribution</w:t>
+      </w:r>
+      <w:r>
+        <w:t xml:space="preserve">), written</w:t>
       </w:r>
       <w:r>
         <w:t xml:space="preserve"> </w:t>
@@ -6339,7 +6424,7 @@
           <w:b/>
           <w:bCs/>
         </w:rPr>
-        <w:t xml:space="preserve">Definition 15 (Margin of error)</w:t>
+        <w:t xml:space="preserve">Definition 15 (Margin of error (radius))</w:t>
       </w:r>
       <w:r>
         <w:t xml:space="preserve"> </w:t>
@@ -6530,6 +6615,60 @@
         <w:t xml:space="preserve">.</w:t>
       </w:r>
     </w:p>
+    <w:p>
+      <w:pPr>
+        <w:pStyle w:val="Compact"/>
+        <w:numPr>
+          <w:ilvl w:val="0"/>
+          <w:numId w:val="1004"/>
+        </w:numPr>
+      </w:pPr>
+      <w:r>
+        <w:t xml:space="preserve">Hogg et al. (2019, sec. 7.1, pp. 307–313)</w:t>
+      </w:r>
+      <w:r>
+        <w:t xml:space="preserve"> </w:t>
+      </w:r>
+      <w:r>
+        <w:t xml:space="preserve">covers confidence intervals for means.</w:t>
+      </w:r>
+    </w:p>
+    <w:p>
+      <w:pPr>
+        <w:pStyle w:val="Compact"/>
+        <w:numPr>
+          <w:ilvl w:val="0"/>
+          <w:numId w:val="1004"/>
+        </w:numPr>
+      </w:pPr>
+      <w:r>
+        <w:t xml:space="preserve">Casella and Berger (2002, sec. 9.2, pp. 420–439)</w:t>
+      </w:r>
+      <w:r>
+        <w:t xml:space="preserve"> </w:t>
+      </w:r>
+      <w:r>
+        <w:t xml:space="preserve">covers methods of finding interval estimators.</w:t>
+      </w:r>
+    </w:p>
+    <w:p>
+      <w:pPr>
+        <w:pStyle w:val="Compact"/>
+        <w:numPr>
+          <w:ilvl w:val="0"/>
+          <w:numId w:val="1004"/>
+        </w:numPr>
+      </w:pPr>
+      <w:r>
+        <w:t xml:space="preserve">Rice (2007, sec. 9.3, pp. 337–338)</w:t>
+      </w:r>
+      <w:r>
+        <w:t xml:space="preserve"> </w:t>
+      </w:r>
+      <w:r>
+        <w:t xml:space="preserve">covers duality of confidence intervals and hypothesis tests.</w:t>
+      </w:r>
+    </w:p>
     <w:bookmarkEnd w:id="45"/>
     <w:bookmarkStart w:id="48" w:name="further-reading-on-confidence-intervals"/>
     <w:p>
@@ -6553,7 +6692,7 @@
         <w:pStyle w:val="Compact"/>
         <w:numPr>
           <w:ilvl w:val="0"/>
-          <w:numId w:val="1003"/>
+          <w:numId w:val="1005"/>
         </w:numPr>
       </w:pPr>
       <w:hyperlink r:id="rId46">
@@ -6575,7 +6714,7 @@
       <w:pPr>
         <w:numPr>
           <w:ilvl w:val="0"/>
-          <w:numId w:val="1003"/>
+          <w:numId w:val="1005"/>
         </w:numPr>
       </w:pPr>
       <w:hyperlink r:id="rId47">
@@ -6768,7 +6907,7 @@
         <w:pStyle w:val="Compact"/>
         <w:numPr>
           <w:ilvl w:val="0"/>
-          <w:numId w:val="1004"/>
+          <w:numId w:val="1006"/>
         </w:numPr>
       </w:pPr>
       <w:r>
@@ -6792,7 +6931,7 @@
         <w:pStyle w:val="Compact"/>
         <w:numPr>
           <w:ilvl w:val="0"/>
-          <w:numId w:val="1004"/>
+          <w:numId w:val="1006"/>
         </w:numPr>
       </w:pPr>
       <w:r>
@@ -7903,99 +8042,6 @@
       </w:r>
     </w:p>
     <w:bookmarkEnd w:id="53"/>
-    <w:bookmarkStart w:id="54" w:name="textbook-cross-references"/>
-    <w:p>
-      <w:pPr>
-        <w:pStyle w:val="Heading2"/>
-      </w:pPr>
-      <w:r>
-        <w:t xml:space="preserve">Textbook cross-references</w:t>
-      </w:r>
-    </w:p>
-    <w:p>
-      <w:pPr>
-        <w:pStyle w:val="FirstParagraph"/>
-      </w:pPr>
-      <w:r>
-        <w:t xml:space="preserve">Textbook sections on the topics of this page:</w:t>
-      </w:r>
-    </w:p>
-    <w:p>
-      <w:pPr>
-        <w:pStyle w:val="Compact"/>
-        <w:numPr>
-          <w:ilvl w:val="0"/>
-          <w:numId w:val="1005"/>
-        </w:numPr>
-      </w:pPr>
-      <w:r>
-        <w:t xml:space="preserve">Hogg et al. (2019, sec. 7.1, pp. 307–313)</w:t>
-      </w:r>
-      <w:r>
-        <w:t xml:space="preserve">: Confidence intervals for means</w:t>
-      </w:r>
-    </w:p>
-    <w:p>
-      <w:pPr>
-        <w:pStyle w:val="Compact"/>
-        <w:numPr>
-          <w:ilvl w:val="0"/>
-          <w:numId w:val="1005"/>
-        </w:numPr>
-      </w:pPr>
-      <w:r>
-        <w:t xml:space="preserve">Hogg et al. (2019, sec. 8.1, pp. 361–368)</w:t>
-      </w:r>
-      <w:r>
-        <w:t xml:space="preserve">: Tests about one mean</w:t>
-      </w:r>
-    </w:p>
-    <w:p>
-      <w:pPr>
-        <w:pStyle w:val="Compact"/>
-        <w:numPr>
-          <w:ilvl w:val="0"/>
-          <w:numId w:val="1005"/>
-        </w:numPr>
-      </w:pPr>
-      <w:r>
-        <w:t xml:space="preserve">Hogg et al. (2019, sec. 8.6, pp. 403–409)</w:t>
-      </w:r>
-      <w:r>
-        <w:t xml:space="preserve">: Power of a statistical test</w:t>
-      </w:r>
-    </w:p>
-    <w:p>
-      <w:pPr>
-        <w:pStyle w:val="Compact"/>
-        <w:numPr>
-          <w:ilvl w:val="0"/>
-          <w:numId w:val="1005"/>
-        </w:numPr>
-      </w:pPr>
-      <w:r>
-        <w:t xml:space="preserve">Casella and Berger (2002, sec. 8.3, pp. 382–401)</w:t>
-      </w:r>
-      <w:r>
-        <w:t xml:space="preserve">: Methods of evaluating tests</w:t>
-      </w:r>
-    </w:p>
-    <w:p>
-      <w:pPr>
-        <w:pStyle w:val="Compact"/>
-        <w:numPr>
-          <w:ilvl w:val="0"/>
-          <w:numId w:val="1005"/>
-        </w:numPr>
-      </w:pPr>
-      <w:r>
-        <w:t xml:space="preserve">Casella and Berger (2002, sec. 9.2, pp. 420–439)</w:t>
-      </w:r>
-      <w:r>
-        <w:t xml:space="preserve">: Methods of finding interval estimators</w:t>
-      </w:r>
-    </w:p>
-    <w:bookmarkEnd w:id="54"/>
     <w:bookmarkStart w:id="65" w:name="references"/>
     <w:p>
       <w:pPr>
@@ -8006,7 +8052,7 @@
       </w:r>
     </w:p>
     <w:bookmarkStart w:id="64" w:name="refs"/>
-    <w:bookmarkStart w:id="56" w:name="ref-fiveminuteai_probstat"/>
+    <w:bookmarkStart w:id="55" w:name="ref-fiveminuteai_probstat"/>
     <w:p>
       <w:pPr>
         <w:pStyle w:val="Bibliography"/>
@@ -8030,7 +8076,7 @@
       <w:r>
         <w:t xml:space="preserve"> </w:t>
       </w:r>
-      <w:hyperlink r:id="rId55">
+      <w:hyperlink r:id="rId54">
         <w:r>
           <w:rPr>
             <w:rStyle w:val="Hyperlink"/>
@@ -8042,8 +8088,8 @@
         <w:t xml:space="preserve">.</w:t>
       </w:r>
     </w:p>
-    <w:bookmarkEnd w:id="56"/>
-    <w:bookmarkStart w:id="58" w:name="ref-CaseBerg01"/>
+    <w:bookmarkEnd w:id="55"/>
+    <w:bookmarkStart w:id="57" w:name="ref-CaseBerg01"/>
     <w:p>
       <w:pPr>
         <w:pStyle w:val="Bibliography"/>
@@ -8067,7 +8113,7 @@
       <w:r>
         <w:t xml:space="preserve"> </w:t>
       </w:r>
-      <w:hyperlink r:id="rId57">
+      <w:hyperlink r:id="rId56">
         <w:r>
           <w:rPr>
             <w:rStyle w:val="Hyperlink"/>
@@ -8079,8 +8125,8 @@
         <w:t xml:space="preserve">.</w:t>
       </w:r>
     </w:p>
-    <w:bookmarkEnd w:id="58"/>
-    <w:bookmarkStart w:id="59" w:name="ref-hoggtanis2015"/>
+    <w:bookmarkEnd w:id="57"/>
+    <w:bookmarkStart w:id="58" w:name="ref-hoggtanis2015"/>
     <w:p>
       <w:pPr>
         <w:pStyle w:val="Bibliography"/>
@@ -8100,6 +8146,29 @@
       </w:r>
       <w:r>
         <w:t xml:space="preserve">. Tenth edition. Pearson.</w:t>
+      </w:r>
+    </w:p>
+    <w:bookmarkEnd w:id="58"/>
+    <w:bookmarkStart w:id="59" w:name="ref-rice2007mathematical"/>
+    <w:p>
+      <w:pPr>
+        <w:pStyle w:val="Bibliography"/>
+      </w:pPr>
+      <w:r>
+        <w:t xml:space="preserve">Rice, John A. 2007.</w:t>
+      </w:r>
+      <w:r>
+        <w:t xml:space="preserve"> </w:t>
+      </w:r>
+      <w:r>
+        <w:rPr>
+          <w:i/>
+          <w:iCs/>
+        </w:rPr>
+        <w:t xml:space="preserve">Mathematical Statistics and Data Analysis</w:t>
+      </w:r>
+      <w:r>
+        <w:t xml:space="preserve">. 3rd ed. Cengage Learning.</w:t>
       </w:r>
     </w:p>
     <w:bookmarkEnd w:id="59"/>
@@ -8555,6 +8624,9 @@
     <w:abstractNumId w:val="991"/>
   </w:num>
   <w:num w:numId="1005">
+    <w:abstractNumId w:val="991"/>
+  </w:num>
+  <w:num w:numId="1006">
     <w:abstractNumId w:val="991"/>
   </w:num>
 </w:numbering>

--- a/pr-preview/pr-204/inference-handout.docx
+++ b/pr-preview/pr-204/inference-handout.docx
@@ -15,7 +15,7 @@
         <w:pStyle w:val="Date"/>
       </w:pPr>
       <w:r>
-        <w:t xml:space="preserve">Last modified: 2026-10-15 08:46:14 (PDT)</w:t>
+        <w:t xml:space="preserve">Last modified: 2026-10-15 12:50:24 (PDT)</w:t>
       </w:r>
     </w:p>
     <w:bookmarkStart w:id="12" w:name="inference"/>

--- a/pr-preview/pr-204/inference-handout.docx
+++ b/pr-preview/pr-204/inference-handout.docx
@@ -15,7 +15,7 @@
         <w:pStyle w:val="Date"/>
       </w:pPr>
       <w:r>
-        <w:t xml:space="preserve">Last modified: 2026-10-15 12:50:24 (PDT)</w:t>
+        <w:t xml:space="preserve">Last modified: 2026-10-15 13:07:45 (PDT)</w:t>
       </w:r>
     </w:p>
     <w:bookmarkStart w:id="12" w:name="inference"/>
